--- a/习近平新时代思想概论/作业/HW7.1.docx
+++ b/习近平新时代思想概论/作业/HW7.1.docx
@@ -18,7 +18,7 @@
           <w:sz w:val="30"/>
           <w:szCs w:val="30"/>
         </w:rPr>
-        <w:t>在探索中国式现代化的各个历史阶段，中国共产党做出的探索和贡献是什么？</w:t>
+        <w:t xml:space="preserve">中国式现代化在各个历史阶段的探索历程中，中国共产党作出了哪些探索、又积累了哪些贡献？</w:t>
       </w:r>
     </w:p>
     <w:p>
@@ -127,6 +127,25 @@
       <w:pPr>
         <w:pStyle w:val="a"/>
         <w:snapToGrid w:val="0"/>
+        <w:spacing w:before="240" w:after="120" w:line="360" w:lineRule="auto"/>
+        <w:ind/>
+        <w:jc w:val="left"/>
+      </w:pPr>
+      <w:r>
+        <w:rPr>
+          <w:rFonts w:ascii="Times New Roman" w:hAnsi="Times New Roman" w:cs="Times New Roman" w:eastAsia="黑体" w:hint="eastAsia"/>
+          <w:b w:val="0"/>
+          <w:bCs w:val="0"/>
+          <w:sz w:val="30"/>
+          <w:szCs w:val="30"/>
+        </w:rPr>
+        <w:t xml:space="preserve">// 第一段的关键词是“根本社会条件”，答“贡献”时这四个字必须出现，否则等于没答。</w:t>
+      </w:r>
+    </w:p>
+    <w:p>
+      <w:pPr>
+        <w:pStyle w:val="a"/>
+        <w:snapToGrid w:val="0"/>
         <w:spacing w:before="160" w:after="80" w:line="360" w:lineRule="auto"/>
         <w:ind/>
         <w:jc w:val="left"/>
@@ -521,6 +540,25 @@
           <w:szCs w:val="24"/>
         </w:rPr>
         <w:t>为中国式现代化提供了根本遵循（认识上），提供了坚实战略支撑（战略上），提供了更为完善的制度保证、更为坚实的物质基础、更为主动的精神力量（实践上），使中国式现代化更加清晰、更加科学、更加可感可行。</w:t>
+      </w:r>
+    </w:p>
+    <w:p>
+      <w:pPr>
+        <w:pStyle w:val="a"/>
+        <w:snapToGrid w:val="0"/>
+        <w:spacing w:before="240" w:after="120" w:line="360" w:lineRule="auto"/>
+        <w:ind/>
+        <w:jc w:val="left"/>
+      </w:pPr>
+      <w:r>
+        <w:rPr>
+          <w:rFonts w:ascii="Times New Roman" w:hAnsi="Times New Roman" w:cs="Times New Roman" w:eastAsia="黑体" w:hint="eastAsia"/>
+          <w:b w:val="0"/>
+          <w:bCs w:val="0"/>
+          <w:sz w:val="30"/>
+          <w:szCs w:val="30"/>
+        </w:rPr>
+        <w:t xml:space="preserve">// 四段历史可以串成一条线：夺权—立制—改革—新时代。每一段都是“先有探索、后有贡献”，照这个结构走就不会乱。</w:t>
       </w:r>
     </w:p>
     <w:sectPr>
